--- a/mokdong2/2fin/word/md2s2_dialogue_check_exam.docx
+++ b/mokdong2/2fin/word/md2s2_dialogue_check_exam.docx
@@ -19,10 +19,10 @@
     </w:p>
     <w:p>
       <w:pPr>
-        <w:spacing w:after="80"/>
         <w:pBdr>
           <w:bottom w:val="single" w:sz="8" w:space="2" w:color="1F3864"/>
         </w:pBdr>
+        <w:spacing w:after="80"/>
       </w:pPr>
       <w:r>
         <w:rPr>
@@ -117,9 +117,9 @@
     </w:p>
     <w:p>
       <w:pPr>
+        <w:shd w:val="clear" w:color="auto" w:fill="F1F4F9"/>
         <w:spacing w:after="30"/>
         <w:ind w:left="85"/>
-        <w:shd w:val="clear" w:color="auto" w:fill="F1F4F9"/>
       </w:pPr>
       <w:r>
         <w:rPr>
@@ -289,9 +289,9 @@
     </w:p>
     <w:p>
       <w:pPr>
+        <w:shd w:val="clear" w:color="auto" w:fill="F1F4F9"/>
         <w:spacing w:after="30"/>
         <w:ind w:left="85"/>
-        <w:shd w:val="clear" w:color="auto" w:fill="F1F4F9"/>
       </w:pPr>
       <w:r>
         <w:rPr>
@@ -412,9 +412,9 @@
     </w:p>
     <w:p>
       <w:pPr>
+        <w:shd w:val="clear" w:color="auto" w:fill="F1F4F9"/>
         <w:spacing w:after="30"/>
         <w:ind w:left="85"/>
-        <w:shd w:val="clear" w:color="auto" w:fill="F1F4F9"/>
       </w:pPr>
       <w:r>
         <w:rPr>
@@ -602,9 +602,9 @@
     </w:p>
     <w:p>
       <w:pPr>
+        <w:shd w:val="clear" w:color="auto" w:fill="F1F4F9"/>
         <w:spacing w:after="30"/>
         <w:ind w:left="85"/>
-        <w:shd w:val="clear" w:color="auto" w:fill="F1F4F9"/>
       </w:pPr>
       <w:r>
         <w:rPr>
@@ -762,9 +762,9 @@
     </w:p>
     <w:p>
       <w:pPr>
+        <w:shd w:val="clear" w:color="auto" w:fill="F1F4F9"/>
         <w:spacing w:after="30"/>
         <w:ind w:left="85"/>
-        <w:shd w:val="clear" w:color="auto" w:fill="F1F4F9"/>
       </w:pPr>
       <w:r>
         <w:rPr>
@@ -952,9 +952,9 @@
     </w:p>
     <w:p>
       <w:pPr>
+        <w:shd w:val="clear" w:color="auto" w:fill="F1F4F9"/>
         <w:spacing w:after="30"/>
         <w:ind w:left="85"/>
-        <w:shd w:val="clear" w:color="auto" w:fill="F1F4F9"/>
       </w:pPr>
       <w:r>
         <w:rPr>
@@ -1166,9 +1166,9 @@
     </w:p>
     <w:p>
       <w:pPr>
+        <w:shd w:val="clear" w:color="auto" w:fill="F1F4F9"/>
         <w:spacing w:after="30"/>
         <w:ind w:left="85"/>
-        <w:shd w:val="clear" w:color="auto" w:fill="F1F4F9"/>
       </w:pPr>
       <w:r>
         <w:rPr>
@@ -1289,9 +1289,9 @@
     </w:p>
     <w:p>
       <w:pPr>
+        <w:shd w:val="clear" w:color="auto" w:fill="F1F4F9"/>
         <w:spacing w:after="30"/>
         <w:ind w:left="85"/>
-        <w:shd w:val="clear" w:color="auto" w:fill="F1F4F9"/>
       </w:pPr>
       <w:r>
         <w:rPr>
@@ -1476,9 +1476,9 @@
     </w:p>
     <w:p>
       <w:pPr>
+        <w:shd w:val="clear" w:color="auto" w:fill="F1F4F9"/>
         <w:spacing w:after="30"/>
         <w:ind w:left="85"/>
-        <w:shd w:val="clear" w:color="auto" w:fill="F1F4F9"/>
       </w:pPr>
       <w:r>
         <w:rPr>
@@ -1732,9 +1732,9 @@
     </w:p>
     <w:p>
       <w:pPr>
+        <w:shd w:val="clear" w:color="auto" w:fill="F1F4F9"/>
         <w:spacing w:after="30"/>
         <w:ind w:left="85"/>
-        <w:shd w:val="clear" w:color="auto" w:fill="F1F4F9"/>
       </w:pPr>
       <w:r>
         <w:rPr>
@@ -1859,9 +1859,9 @@
     </w:p>
     <w:p>
       <w:pPr>
+        <w:shd w:val="clear" w:color="auto" w:fill="F1F4F9"/>
         <w:spacing w:after="30"/>
         <w:ind w:left="85"/>
-        <w:shd w:val="clear" w:color="auto" w:fill="F1F4F9"/>
       </w:pPr>
       <w:r>
         <w:rPr>
@@ -2061,9 +2061,9 @@
     </w:p>
     <w:p>
       <w:pPr>
+        <w:shd w:val="clear" w:color="auto" w:fill="F1F4F9"/>
         <w:spacing w:after="30"/>
         <w:ind w:left="85"/>
-        <w:shd w:val="clear" w:color="auto" w:fill="F1F4F9"/>
       </w:pPr>
       <w:r>
         <w:rPr>
@@ -2294,9 +2294,9 @@
     </w:p>
     <w:p>
       <w:pPr>
+        <w:shd w:val="clear" w:color="auto" w:fill="F1F4F9"/>
         <w:spacing w:after="30"/>
         <w:ind w:left="85"/>
-        <w:shd w:val="clear" w:color="auto" w:fill="F1F4F9"/>
       </w:pPr>
       <w:r>
         <w:rPr>
@@ -2403,9 +2403,9 @@
     </w:p>
     <w:p>
       <w:pPr>
+        <w:shd w:val="clear" w:color="auto" w:fill="F1F4F9"/>
         <w:spacing w:after="30"/>
         <w:ind w:left="85"/>
-        <w:shd w:val="clear" w:color="auto" w:fill="F1F4F9"/>
       </w:pPr>
       <w:r>
         <w:rPr>
@@ -2694,9 +2694,9 @@
     </w:p>
     <w:p>
       <w:pPr>
+        <w:shd w:val="clear" w:color="auto" w:fill="F1F4F9"/>
         <w:spacing w:after="30"/>
         <w:ind w:left="85"/>
-        <w:shd w:val="clear" w:color="auto" w:fill="F1F4F9"/>
       </w:pPr>
       <w:r>
         <w:rPr>
@@ -2886,9 +2886,9 @@
     </w:p>
     <w:p>
       <w:pPr>
+        <w:shd w:val="clear" w:color="auto" w:fill="F1F4F9"/>
         <w:spacing w:after="30"/>
         <w:ind w:left="85"/>
-        <w:shd w:val="clear" w:color="auto" w:fill="F1F4F9"/>
       </w:pPr>
       <w:r>
         <w:rPr>
@@ -3094,9 +3094,9 @@
     </w:p>
     <w:p>
       <w:pPr>
+        <w:shd w:val="clear" w:color="auto" w:fill="F1F4F9"/>
         <w:spacing w:after="30"/>
         <w:ind w:left="85"/>
-        <w:shd w:val="clear" w:color="auto" w:fill="F1F4F9"/>
       </w:pPr>
       <w:r>
         <w:rPr>
@@ -3272,9 +3272,9 @@
     </w:p>
     <w:p>
       <w:pPr>
+        <w:shd w:val="clear" w:color="auto" w:fill="F1F4F9"/>
         <w:spacing w:after="30"/>
         <w:ind w:left="85"/>
-        <w:shd w:val="clear" w:color="auto" w:fill="F1F4F9"/>
       </w:pPr>
       <w:r>
         <w:rPr>
@@ -3465,9 +3465,9 @@
     </w:p>
     <w:p>
       <w:pPr>
+        <w:shd w:val="clear" w:color="auto" w:fill="F1F4F9"/>
         <w:spacing w:after="30"/>
         <w:ind w:left="85"/>
-        <w:shd w:val="clear" w:color="auto" w:fill="F1F4F9"/>
       </w:pPr>
       <w:r>
         <w:rPr>
@@ -3661,9 +3661,9 @@
     </w:p>
     <w:p>
       <w:pPr>
+        <w:shd w:val="clear" w:color="auto" w:fill="F1F4F9"/>
         <w:spacing w:after="30"/>
         <w:ind w:left="85"/>
-        <w:shd w:val="clear" w:color="auto" w:fill="F1F4F9"/>
       </w:pPr>
       <w:r>
         <w:rPr>
@@ -3887,9 +3887,9 @@
     </w:p>
     <w:p>
       <w:pPr>
+        <w:shd w:val="clear" w:color="auto" w:fill="F1F4F9"/>
         <w:spacing w:after="30"/>
         <w:ind w:left="85"/>
-        <w:shd w:val="clear" w:color="auto" w:fill="F1F4F9"/>
       </w:pPr>
       <w:r>
         <w:rPr>
@@ -4025,9 +4025,9 @@
     </w:p>
     <w:p>
       <w:pPr>
+        <w:shd w:val="clear" w:color="auto" w:fill="F1F4F9"/>
         <w:spacing w:after="30"/>
         <w:ind w:left="85"/>
-        <w:shd w:val="clear" w:color="auto" w:fill="F1F4F9"/>
       </w:pPr>
       <w:r>
         <w:rPr>
@@ -4212,9 +4212,9 @@
     </w:p>
     <w:p>
       <w:pPr>
+        <w:shd w:val="clear" w:color="auto" w:fill="F1F4F9"/>
         <w:spacing w:after="30"/>
         <w:ind w:left="85"/>
-        <w:shd w:val="clear" w:color="auto" w:fill="F1F4F9"/>
       </w:pPr>
       <w:r>
         <w:rPr>
@@ -4402,9 +4402,9 @@
     </w:p>
     <w:p>
       <w:pPr>
+        <w:shd w:val="clear" w:color="auto" w:fill="F1F4F9"/>
         <w:spacing w:after="30"/>
         <w:ind w:left="85"/>
-        <w:shd w:val="clear" w:color="auto" w:fill="F1F4F9"/>
       </w:pPr>
       <w:r>
         <w:rPr>
@@ -4529,9 +4529,9 @@
     </w:p>
     <w:p>
       <w:pPr>
+        <w:shd w:val="clear" w:color="auto" w:fill="F1F4F9"/>
         <w:spacing w:after="30"/>
         <w:ind w:left="85"/>
-        <w:shd w:val="clear" w:color="auto" w:fill="F1F4F9"/>
       </w:pPr>
       <w:r>
         <w:rPr>
@@ -4713,9 +4713,9 @@
     </w:p>
     <w:p>
       <w:pPr>
+        <w:shd w:val="clear" w:color="auto" w:fill="F1F4F9"/>
         <w:spacing w:after="30"/>
         <w:ind w:left="85"/>
-        <w:shd w:val="clear" w:color="auto" w:fill="F1F4F9"/>
       </w:pPr>
       <w:r>
         <w:rPr>
@@ -4854,9 +4854,9 @@
     </w:p>
     <w:p>
       <w:pPr>
+        <w:shd w:val="clear" w:color="auto" w:fill="F1F4F9"/>
         <w:spacing w:after="30"/>
         <w:ind w:left="85"/>
-        <w:shd w:val="clear" w:color="auto" w:fill="F1F4F9"/>
       </w:pPr>
       <w:r>
         <w:rPr>
@@ -5026,9 +5026,9 @@
     </w:p>
     <w:p>
       <w:pPr>
+        <w:shd w:val="clear" w:color="auto" w:fill="F1F4F9"/>
         <w:spacing w:after="30"/>
         <w:ind w:left="85"/>
-        <w:shd w:val="clear" w:color="auto" w:fill="F1F4F9"/>
       </w:pPr>
       <w:r>
         <w:rPr>
@@ -5168,9 +5168,9 @@
     </w:p>
     <w:p>
       <w:pPr>
+        <w:shd w:val="clear" w:color="auto" w:fill="F1F4F9"/>
         <w:spacing w:after="30"/>
         <w:ind w:left="85"/>
-        <w:shd w:val="clear" w:color="auto" w:fill="F1F4F9"/>
       </w:pPr>
       <w:r>
         <w:rPr>
@@ -5418,9 +5418,9 @@
     </w:p>
     <w:p>
       <w:pPr>
+        <w:shd w:val="clear" w:color="auto" w:fill="F1F4F9"/>
         <w:spacing w:after="30"/>
         <w:ind w:left="85"/>
-        <w:shd w:val="clear" w:color="auto" w:fill="F1F4F9"/>
       </w:pPr>
       <w:r>
         <w:rPr>
@@ -5543,8 +5543,8 @@
           <w:type w:val="continuous"/>
           <w:pgSz w:w="11906" w:h="16838"/>
           <w:pgMar w:top="680" w:right="794" w:bottom="624" w:left="794" w:header="720" w:footer="720" w:gutter="0"/>
+          <w:cols w:num="2" w:space="396" w:sep="1"/>
           <w:docGrid w:linePitch="360"/>
-          <w:cols w:num="2" w:space="396" w:sep="1"/>
         </w:sectPr>
       </w:pPr>
     </w:p>
@@ -6431,8 +6431,8 @@
     <w:sectPr>
       <w:pgSz w:w="11906" w:h="16838"/>
       <w:pgMar w:top="680" w:right="794" w:bottom="624" w:left="794" w:header="720" w:footer="720" w:gutter="0"/>
+      <w:cols w:num="1" w:space="396"/>
       <w:docGrid w:linePitch="360"/>
-      <w:cols w:num="1" w:space="396"/>
     </w:sectPr>
   </w:body>
 </w:document>
